--- a/tmp/template.docx
+++ b/tmp/template.docx
@@ -1,6 +1,6 @@
 
 <file path=word/document.xml><?xml version="1.0" encoding="utf-8"?>
-<w:document xmlns:wpc="http://schemas.microsoft.com/office/word/2010/wordprocessingCanvas" xmlns:cx="http://schemas.microsoft.com/office/drawing/2014/chartex" xmlns:cx1="http://schemas.microsoft.com/office/drawing/2015/9/8/chartex" xmlns:cx2="http://schemas.microsoft.com/office/drawing/2015/10/21/chartex" xmlns:cx3="http://schemas.microsoft.com/office/drawing/2016/5/9/chartex" xmlns:cx4="http://schemas.microsoft.com/office/drawing/2016/5/10/chartex" xmlns:cx5="http://schemas.microsoft.com/office/drawing/2016/5/11/chartex" xmlns:cx6="http://schemas.microsoft.com/office/drawing/2016/5/12/chartex" xmlns:cx7="http://schemas.microsoft.com/office/drawing/2016/5/13/chartex" xmlns:cx8="http://schemas.microsoft.com/office/drawing/2016/5/14/chartex" xmlns:mc="http://schemas.openxmlformats.org/markup-compatibility/2006" xmlns:aink="http://schemas.microsoft.com/office/drawing/2016/ink" xmlns:am3d="http://schemas.microsoft.com/office/drawing/2017/model3d" xmlns:o="urn:schemas-microsoft-com:office:office" xmlns:oel="http://schemas.microsoft.com/office/2019/extlst" xmlns:r="http://schemas.openxmlformats.org/officeDocument/2006/relationships" xmlns:m="http://schemas.openxmlformats.org/officeDocument/2006/math" xmlns:v="urn:schemas-microsoft-com:vml" xmlns:wp14="http://schemas.microsoft.com/office/word/2010/wordprocessingDrawing" xmlns:wp="http://schemas.openxmlformats.org/drawingml/2006/wordprocessingDrawing" xmlns:w10="urn:schemas-microsoft-com:office:word" xmlns:w="http://schemas.openxmlformats.org/wordprocessingml/2006/main" xmlns:w14="http://schemas.microsoft.com/office/word/2010/wordml" xmlns:w15="http://schemas.microsoft.com/office/word/2012/wordml" xmlns:w16cex="http://schemas.microsoft.com/office/word/2018/wordml/cex" xmlns:w16cid="http://schemas.microsoft.com/office/word/2016/wordml/cid" xmlns:w16="http://schemas.microsoft.com/office/word/2018/wordml" xmlns:w16sdtdh="http://schemas.microsoft.com/office/word/2020/wordml/sdtdatahash" xmlns:w16se="http://schemas.microsoft.com/office/word/2015/wordml/symex" xmlns:wpg="http://schemas.microsoft.com/office/word/2010/wordprocessingGroup" xmlns:wpi="http://schemas.microsoft.com/office/word/2010/wordprocessingInk" xmlns:wne="http://schemas.microsoft.com/office/word/2006/wordml" xmlns:wps="http://schemas.microsoft.com/office/word/2010/wordprocessingShape" mc:Ignorable="w14 w15 w16se w16cid w16 w16cex w16sdtdh wp14">
+<w:document xmlns:wpc="http://schemas.microsoft.com/office/word/2010/wordprocessingCanvas" xmlns:cx="http://schemas.microsoft.com/office/drawing/2014/chartex" xmlns:cx1="http://schemas.microsoft.com/office/drawing/2015/9/8/chartex" xmlns:cx2="http://schemas.microsoft.com/office/drawing/2015/10/21/chartex" xmlns:cx3="http://schemas.microsoft.com/office/drawing/2016/5/9/chartex" xmlns:cx4="http://schemas.microsoft.com/office/drawing/2016/5/10/chartex" xmlns:cx5="http://schemas.microsoft.com/office/drawing/2016/5/11/chartex" xmlns:cx6="http://schemas.microsoft.com/office/drawing/2016/5/12/chartex" xmlns:cx7="http://schemas.microsoft.com/office/drawing/2016/5/13/chartex" xmlns:cx8="http://schemas.microsoft.com/office/drawing/2016/5/14/chartex" xmlns:mc="http://schemas.openxmlformats.org/markup-compatibility/2006" xmlns:aink="http://schemas.microsoft.com/office/drawing/2016/ink" xmlns:am3d="http://schemas.microsoft.com/office/drawing/2017/model3d" xmlns:o="urn:schemas-microsoft-com:office:office" xmlns:oel="http://schemas.microsoft.com/office/2019/extlst" xmlns:r="http://schemas.openxmlformats.org/officeDocument/2006/relationships" xmlns:m="http://schemas.openxmlformats.org/officeDocument/2006/math" xmlns:v="urn:schemas-microsoft-com:vml" xmlns:wp14="http://schemas.microsoft.com/office/word/2010/wordprocessingDrawing" xmlns:wp="http://schemas.openxmlformats.org/drawingml/2006/wordprocessingDrawing" xmlns:w10="urn:schemas-microsoft-com:office:word" xmlns:w="http://schemas.openxmlformats.org/wordprocessingml/2006/main" xmlns:w14="http://schemas.microsoft.com/office/word/2010/wordml" xmlns:w15="http://schemas.microsoft.com/office/word/2012/wordml" xmlns:w16cex="http://schemas.microsoft.com/office/word/2018/wordml/cex" xmlns:w16cid="http://schemas.microsoft.com/office/word/2016/wordml/cid" xmlns:w16="http://schemas.microsoft.com/office/word/2018/wordml" xmlns:w16du="http://schemas.microsoft.com/office/word/2023/wordml/word16du" xmlns:w16sdtdh="http://schemas.microsoft.com/office/word/2020/wordml/sdtdatahash" xmlns:w16se="http://schemas.microsoft.com/office/word/2015/wordml/symex" xmlns:wpg="http://schemas.microsoft.com/office/word/2010/wordprocessingGroup" xmlns:wpi="http://schemas.microsoft.com/office/word/2010/wordprocessingInk" xmlns:wne="http://schemas.microsoft.com/office/word/2006/wordml" xmlns:wps="http://schemas.microsoft.com/office/word/2010/wordprocessingShape" mc:Ignorable="w14 w15 w16se w16cid w16 w16cex w16sdtdh w16du wp14">
   <w:body>
     <w:tbl>
       <w:tblPr>
@@ -111,29 +111,7 @@
                 <w:sz w:val="20"/>
                 <w:szCs w:val="20"/>
               </w:rPr>
-              <w:t xml:space="preserve">EPCORN                                                      </w:t>
-            </w:r>
-            <w:proofErr w:type="gramStart"/>
-            <w:r>
-              <w:rPr>
-                <w:rFonts w:ascii="Times New Roman" w:hAnsi="Times New Roman" w:cs="Times New Roman"/>
-                <w:b/>
-                <w:bCs/>
-                <w:sz w:val="20"/>
-                <w:szCs w:val="20"/>
-              </w:rPr>
-              <w:t xml:space="preserve">   {</w:t>
-            </w:r>
-            <w:proofErr w:type="gramEnd"/>
-            <w:r>
-              <w:rPr>
-                <w:rFonts w:ascii="Times New Roman" w:hAnsi="Times New Roman" w:cs="Times New Roman"/>
-                <w:b/>
-                <w:bCs/>
-                <w:sz w:val="20"/>
-                <w:szCs w:val="20"/>
-              </w:rPr>
-              <w:t>number}</w:t>
+              <w:t>EPCORN                                                         {number}</w:t>
             </w:r>
           </w:p>
           <w:p>
@@ -385,130 +363,58 @@
                 <w:sz w:val="20"/>
                 <w:szCs w:val="20"/>
               </w:rPr>
-              <w:t>{</w:t>
-            </w:r>
-            <w:proofErr w:type="spellStart"/>
-            <w:r>
-              <w:rPr>
-                <w:rFonts w:ascii="Times New Roman" w:hAnsi="Times New Roman" w:cs="Times New Roman"/>
-                <w:sz w:val="20"/>
-                <w:szCs w:val="20"/>
-              </w:rPr>
-              <w:t>shipToDetails.address</w:t>
-            </w:r>
-            <w:proofErr w:type="spellEnd"/>
-            <w:r>
-              <w:rPr>
-                <w:rFonts w:ascii="Times New Roman" w:hAnsi="Times New Roman" w:cs="Times New Roman"/>
-                <w:sz w:val="20"/>
-                <w:szCs w:val="20"/>
-              </w:rPr>
-              <w:t>},</w:t>
-            </w:r>
-          </w:p>
-          <w:p>
-            <w:pPr>
-              <w:rPr>
-                <w:rFonts w:ascii="Times New Roman" w:hAnsi="Times New Roman" w:cs="Times New Roman"/>
-                <w:sz w:val="20"/>
-                <w:szCs w:val="20"/>
-              </w:rPr>
-            </w:pPr>
-            <w:r>
-              <w:rPr>
-                <w:rFonts w:ascii="Times New Roman" w:hAnsi="Times New Roman" w:cs="Times New Roman"/>
-                <w:sz w:val="20"/>
-                <w:szCs w:val="20"/>
-              </w:rPr>
-              <w:t>{</w:t>
-            </w:r>
-            <w:proofErr w:type="spellStart"/>
-            <w:r>
-              <w:rPr>
-                <w:rFonts w:ascii="Times New Roman" w:hAnsi="Times New Roman" w:cs="Times New Roman"/>
-                <w:sz w:val="20"/>
-                <w:szCs w:val="20"/>
-              </w:rPr>
-              <w:t>shipToDetails.road</w:t>
-            </w:r>
-            <w:proofErr w:type="spellEnd"/>
-            <w:r>
-              <w:rPr>
-                <w:rFonts w:ascii="Times New Roman" w:hAnsi="Times New Roman" w:cs="Times New Roman"/>
-                <w:sz w:val="20"/>
-                <w:szCs w:val="20"/>
-              </w:rPr>
-              <w:t>},</w:t>
-            </w:r>
-          </w:p>
-          <w:p>
-            <w:pPr>
-              <w:rPr>
-                <w:rFonts w:ascii="Times New Roman" w:hAnsi="Times New Roman" w:cs="Times New Roman"/>
-                <w:sz w:val="20"/>
-                <w:szCs w:val="20"/>
-              </w:rPr>
-            </w:pPr>
-            <w:r>
-              <w:rPr>
-                <w:rFonts w:ascii="Times New Roman" w:hAnsi="Times New Roman" w:cs="Times New Roman"/>
-                <w:sz w:val="20"/>
-                <w:szCs w:val="20"/>
-              </w:rPr>
-              <w:t>{</w:t>
-            </w:r>
-            <w:proofErr w:type="spellStart"/>
-            <w:r>
-              <w:rPr>
-                <w:rFonts w:ascii="Times New Roman" w:hAnsi="Times New Roman" w:cs="Times New Roman"/>
-                <w:sz w:val="20"/>
-                <w:szCs w:val="20"/>
-              </w:rPr>
-              <w:t>shipToDetails.location</w:t>
-            </w:r>
-            <w:proofErr w:type="spellEnd"/>
-            <w:r>
-              <w:rPr>
-                <w:rFonts w:ascii="Times New Roman" w:hAnsi="Times New Roman" w:cs="Times New Roman"/>
-                <w:sz w:val="20"/>
-                <w:szCs w:val="20"/>
-              </w:rPr>
-              <w:t>},</w:t>
-            </w:r>
-          </w:p>
-          <w:p>
-            <w:pPr>
-              <w:rPr>
-                <w:rFonts w:ascii="Times New Roman" w:hAnsi="Times New Roman" w:cs="Times New Roman"/>
-                <w:sz w:val="20"/>
-                <w:szCs w:val="20"/>
-              </w:rPr>
-            </w:pPr>
-            <w:r>
-              <w:rPr>
-                <w:rFonts w:ascii="Times New Roman" w:hAnsi="Times New Roman" w:cs="Times New Roman"/>
-                <w:sz w:val="20"/>
-                <w:szCs w:val="20"/>
-              </w:rPr>
-              <w:t>{</w:t>
-            </w:r>
-            <w:proofErr w:type="spellStart"/>
-            <w:r>
-              <w:rPr>
-                <w:rFonts w:ascii="Times New Roman" w:hAnsi="Times New Roman" w:cs="Times New Roman"/>
-                <w:sz w:val="20"/>
-                <w:szCs w:val="20"/>
-              </w:rPr>
-              <w:t>shipToDetails.city</w:t>
-            </w:r>
-            <w:proofErr w:type="spellEnd"/>
-            <w:r>
-              <w:rPr>
-                <w:rFonts w:ascii="Times New Roman" w:hAnsi="Times New Roman" w:cs="Times New Roman"/>
-                <w:sz w:val="20"/>
-                <w:szCs w:val="20"/>
-              </w:rPr>
-              <w:t>}</w:t>
+              <w:t>{shipToDetails.address},</w:t>
+            </w:r>
+          </w:p>
+          <w:p>
+            <w:pPr>
+              <w:rPr>
+                <w:rFonts w:ascii="Times New Roman" w:hAnsi="Times New Roman" w:cs="Times New Roman"/>
+                <w:sz w:val="20"/>
+                <w:szCs w:val="20"/>
+              </w:rPr>
+            </w:pPr>
+            <w:r>
+              <w:rPr>
+                <w:rFonts w:ascii="Times New Roman" w:hAnsi="Times New Roman" w:cs="Times New Roman"/>
+                <w:sz w:val="20"/>
+                <w:szCs w:val="20"/>
+              </w:rPr>
+              <w:t>{shipToDetails.road},</w:t>
+            </w:r>
+          </w:p>
+          <w:p>
+            <w:pPr>
+              <w:rPr>
+                <w:rFonts w:ascii="Times New Roman" w:hAnsi="Times New Roman" w:cs="Times New Roman"/>
+                <w:sz w:val="20"/>
+                <w:szCs w:val="20"/>
+              </w:rPr>
+            </w:pPr>
+            <w:r>
+              <w:rPr>
+                <w:rFonts w:ascii="Times New Roman" w:hAnsi="Times New Roman" w:cs="Times New Roman"/>
+                <w:sz w:val="20"/>
+                <w:szCs w:val="20"/>
+              </w:rPr>
+              <w:t>{shipToDetails.location},</w:t>
+            </w:r>
+          </w:p>
+          <w:p>
+            <w:pPr>
+              <w:rPr>
+                <w:rFonts w:ascii="Times New Roman" w:hAnsi="Times New Roman" w:cs="Times New Roman"/>
+                <w:sz w:val="20"/>
+                <w:szCs w:val="20"/>
+              </w:rPr>
+            </w:pPr>
+            <w:r>
+              <w:rPr>
+                <w:rFonts w:ascii="Times New Roman" w:hAnsi="Times New Roman" w:cs="Times New Roman"/>
+                <w:sz w:val="20"/>
+                <w:szCs w:val="20"/>
+              </w:rPr>
+              <w:t>{shipToDetails.city}</w:t>
             </w:r>
             <w:r>
               <w:rPr>
@@ -524,25 +430,7 @@
                 <w:sz w:val="20"/>
                 <w:szCs w:val="20"/>
               </w:rPr>
-              <w:t>{</w:t>
-            </w:r>
-            <w:proofErr w:type="spellStart"/>
-            <w:r>
-              <w:rPr>
-                <w:rFonts w:ascii="Times New Roman" w:hAnsi="Times New Roman" w:cs="Times New Roman"/>
-                <w:sz w:val="20"/>
-                <w:szCs w:val="20"/>
-              </w:rPr>
-              <w:t>shipToDetails.pincode</w:t>
-            </w:r>
-            <w:proofErr w:type="spellEnd"/>
-            <w:r>
-              <w:rPr>
-                <w:rFonts w:ascii="Times New Roman" w:hAnsi="Times New Roman" w:cs="Times New Roman"/>
-                <w:sz w:val="20"/>
-                <w:szCs w:val="20"/>
-              </w:rPr>
-              <w:t>}</w:t>
+              <w:t>{shipToDetails.pincode}</w:t>
             </w:r>
             <w:r>
               <w:rPr>
@@ -567,69 +455,33 @@
                 <w:sz w:val="20"/>
                 <w:szCs w:val="20"/>
               </w:rPr>
-              <w:t>{</w:t>
-            </w:r>
-            <w:proofErr w:type="spellStart"/>
-            <w:r>
-              <w:rPr>
-                <w:rFonts w:ascii="Times New Roman" w:hAnsi="Times New Roman" w:cs="Times New Roman"/>
-                <w:sz w:val="20"/>
-                <w:szCs w:val="20"/>
-              </w:rPr>
-              <w:t>shipToDetails.landmark</w:t>
-            </w:r>
-            <w:proofErr w:type="spellEnd"/>
-            <w:r>
-              <w:rPr>
-                <w:rFonts w:ascii="Times New Roman" w:hAnsi="Times New Roman" w:cs="Times New Roman"/>
-                <w:sz w:val="20"/>
-                <w:szCs w:val="20"/>
-              </w:rPr>
-              <w:t>}</w:t>
-            </w:r>
-          </w:p>
-          <w:p>
-            <w:pPr>
-              <w:rPr>
-                <w:rFonts w:ascii="Times New Roman" w:hAnsi="Times New Roman" w:cs="Times New Roman"/>
-                <w:sz w:val="20"/>
-                <w:szCs w:val="20"/>
-              </w:rPr>
-            </w:pPr>
-          </w:p>
-          <w:p>
-            <w:pPr>
-              <w:rPr>
-                <w:rFonts w:ascii="Times New Roman" w:hAnsi="Times New Roman" w:cs="Times New Roman"/>
-                <w:sz w:val="20"/>
-                <w:szCs w:val="20"/>
-              </w:rPr>
-            </w:pPr>
-            <w:r>
-              <w:rPr>
-                <w:rFonts w:ascii="Times New Roman" w:hAnsi="Times New Roman" w:cs="Times New Roman"/>
-                <w:sz w:val="20"/>
-                <w:szCs w:val="20"/>
-              </w:rPr>
-              <w:t>Contact Name: {</w:t>
-            </w:r>
-            <w:proofErr w:type="spellStart"/>
-            <w:r>
-              <w:rPr>
-                <w:rFonts w:ascii="Times New Roman" w:hAnsi="Times New Roman" w:cs="Times New Roman"/>
-                <w:sz w:val="20"/>
-                <w:szCs w:val="20"/>
-              </w:rPr>
-              <w:t>shipToDetails.contactName</w:t>
-            </w:r>
-            <w:proofErr w:type="spellEnd"/>
-            <w:r>
-              <w:rPr>
-                <w:rFonts w:ascii="Times New Roman" w:hAnsi="Times New Roman" w:cs="Times New Roman"/>
-                <w:sz w:val="20"/>
-                <w:szCs w:val="20"/>
-              </w:rPr>
-              <w:t>}</w:t>
+              <w:t>{shipToDetails.landmark}</w:t>
+            </w:r>
+          </w:p>
+          <w:p>
+            <w:pPr>
+              <w:rPr>
+                <w:rFonts w:ascii="Times New Roman" w:hAnsi="Times New Roman" w:cs="Times New Roman"/>
+                <w:sz w:val="20"/>
+                <w:szCs w:val="20"/>
+              </w:rPr>
+            </w:pPr>
+          </w:p>
+          <w:p>
+            <w:pPr>
+              <w:rPr>
+                <w:rFonts w:ascii="Times New Roman" w:hAnsi="Times New Roman" w:cs="Times New Roman"/>
+                <w:sz w:val="20"/>
+                <w:szCs w:val="20"/>
+              </w:rPr>
+            </w:pPr>
+            <w:r>
+              <w:rPr>
+                <w:rFonts w:ascii="Times New Roman" w:hAnsi="Times New Roman" w:cs="Times New Roman"/>
+                <w:sz w:val="20"/>
+                <w:szCs w:val="20"/>
+              </w:rPr>
+              <w:t>Contact Name: {shipToDetails.contactName}</w:t>
             </w:r>
           </w:p>
           <w:p>
@@ -647,35 +499,7 @@
                 <w:sz w:val="20"/>
                 <w:szCs w:val="20"/>
               </w:rPr>
-              <w:t xml:space="preserve">Contact No: </w:t>
-            </w:r>
-            <w:proofErr w:type="gramStart"/>
-            <w:r>
-              <w:rPr>
-                <w:rFonts w:ascii="Times New Roman" w:hAnsi="Times New Roman" w:cs="Times New Roman"/>
-                <w:sz w:val="20"/>
-                <w:szCs w:val="20"/>
-              </w:rPr>
-              <w:t xml:space="preserve">{ </w:t>
-            </w:r>
-            <w:proofErr w:type="spellStart"/>
-            <w:r>
-              <w:rPr>
-                <w:rFonts w:ascii="Times New Roman" w:hAnsi="Times New Roman" w:cs="Times New Roman"/>
-                <w:sz w:val="20"/>
-                <w:szCs w:val="20"/>
-              </w:rPr>
-              <w:t>shipToDetails.contactNo</w:t>
-            </w:r>
-            <w:proofErr w:type="spellEnd"/>
-            <w:proofErr w:type="gramEnd"/>
-            <w:r>
-              <w:rPr>
-                <w:rFonts w:ascii="Times New Roman" w:hAnsi="Times New Roman" w:cs="Times New Roman"/>
-                <w:sz w:val="20"/>
-                <w:szCs w:val="20"/>
-              </w:rPr>
-              <w:t>}</w:t>
+              <w:t>Contact No: { shipToDetails.contactNo}</w:t>
             </w:r>
           </w:p>
         </w:tc>
@@ -874,43 +698,7 @@
                 <w:sz w:val="20"/>
                 <w:szCs w:val="20"/>
               </w:rPr>
-              <w:t xml:space="preserve">{IMAGE </w:t>
-            </w:r>
-            <w:proofErr w:type="spellStart"/>
-            <w:r>
-              <w:rPr>
-                <w:rFonts w:ascii="Times New Roman" w:eastAsia="Times New Roman" w:hAnsi="Times New Roman" w:cs="Times New Roman"/>
-                <w:sz w:val="20"/>
-                <w:szCs w:val="20"/>
-              </w:rPr>
-              <w:t>qrCode</w:t>
-            </w:r>
-            <w:proofErr w:type="spellEnd"/>
-            <w:r>
-              <w:rPr>
-                <w:rFonts w:ascii="Times New Roman" w:eastAsia="Times New Roman" w:hAnsi="Times New Roman" w:cs="Times New Roman"/>
-                <w:sz w:val="20"/>
-                <w:szCs w:val="20"/>
-              </w:rPr>
-              <w:t>(</w:t>
-            </w:r>
-            <w:proofErr w:type="spellStart"/>
-            <w:r>
-              <w:rPr>
-                <w:rFonts w:ascii="Times New Roman" w:eastAsia="Times New Roman" w:hAnsi="Times New Roman" w:cs="Times New Roman"/>
-                <w:sz w:val="20"/>
-                <w:szCs w:val="20"/>
-              </w:rPr>
-              <w:t>url</w:t>
-            </w:r>
-            <w:proofErr w:type="spellEnd"/>
-            <w:r>
-              <w:rPr>
-                <w:rFonts w:ascii="Times New Roman" w:eastAsia="Times New Roman" w:hAnsi="Times New Roman" w:cs="Times New Roman"/>
-                <w:sz w:val="20"/>
-                <w:szCs w:val="20"/>
-              </w:rPr>
-              <w:t>)}</w:t>
+              <w:t>{IMAGE qrCode(url)}</w:t>
             </w:r>
           </w:p>
         </w:tc>
@@ -972,25 +760,7 @@
                 <w:sz w:val="20"/>
                 <w:szCs w:val="20"/>
               </w:rPr>
-              <w:t xml:space="preserve"> {</w:t>
-            </w:r>
-            <w:proofErr w:type="spellStart"/>
-            <w:r>
-              <w:rPr>
-                <w:rFonts w:ascii="Times New Roman" w:hAnsi="Times New Roman" w:cs="Times New Roman"/>
-                <w:sz w:val="20"/>
-                <w:szCs w:val="20"/>
-              </w:rPr>
-              <w:t>serviceDate</w:t>
-            </w:r>
-            <w:proofErr w:type="spellEnd"/>
-            <w:r>
-              <w:rPr>
-                <w:rFonts w:ascii="Times New Roman" w:hAnsi="Times New Roman" w:cs="Times New Roman"/>
-                <w:sz w:val="20"/>
-                <w:szCs w:val="20"/>
-              </w:rPr>
-              <w:t>}</w:t>
+              <w:t xml:space="preserve"> {serviceDate}</w:t>
             </w:r>
             <w:r>
               <w:rPr>
@@ -1016,25 +786,7 @@
                 <w:sz w:val="20"/>
                 <w:szCs w:val="20"/>
               </w:rPr>
-              <w:t xml:space="preserve"> {</w:t>
-            </w:r>
-            <w:proofErr w:type="spellStart"/>
-            <w:r>
-              <w:rPr>
-                <w:rFonts w:ascii="Times New Roman" w:hAnsi="Times New Roman" w:cs="Times New Roman"/>
-                <w:sz w:val="20"/>
-                <w:szCs w:val="20"/>
-              </w:rPr>
-              <w:t>serviceTime</w:t>
-            </w:r>
-            <w:proofErr w:type="spellEnd"/>
-            <w:r>
-              <w:rPr>
-                <w:rFonts w:ascii="Times New Roman" w:hAnsi="Times New Roman" w:cs="Times New Roman"/>
-                <w:sz w:val="20"/>
-                <w:szCs w:val="20"/>
-              </w:rPr>
-              <w:t>}</w:t>
+              <w:t xml:space="preserve"> {serviceTime}</w:t>
             </w:r>
             <w:r>
               <w:rPr>
@@ -1052,29 +804,7 @@
                 <w:sz w:val="20"/>
                 <w:szCs w:val="20"/>
               </w:rPr>
-              <w:t xml:space="preserve">Approx </w:t>
-            </w:r>
-            <w:proofErr w:type="spellStart"/>
-            <w:r>
-              <w:rPr>
-                <w:rFonts w:ascii="Times New Roman" w:hAnsi="Times New Roman" w:cs="Times New Roman"/>
-                <w:b/>
-                <w:bCs/>
-                <w:sz w:val="20"/>
-                <w:szCs w:val="20"/>
-              </w:rPr>
-              <w:t>Sqft</w:t>
-            </w:r>
-            <w:proofErr w:type="spellEnd"/>
-            <w:r>
-              <w:rPr>
-                <w:rFonts w:ascii="Times New Roman" w:hAnsi="Times New Roman" w:cs="Times New Roman"/>
-                <w:b/>
-                <w:bCs/>
-                <w:sz w:val="20"/>
-                <w:szCs w:val="20"/>
-              </w:rPr>
-              <w:t>:</w:t>
+              <w:t>Approx Sqft:</w:t>
             </w:r>
             <w:r>
               <w:rPr>
@@ -1108,25 +838,7 @@
                 <w:sz w:val="20"/>
                 <w:szCs w:val="20"/>
               </w:rPr>
-              <w:t xml:space="preserve"> {</w:t>
-            </w:r>
-            <w:proofErr w:type="spellStart"/>
-            <w:r>
-              <w:rPr>
-                <w:rFonts w:ascii="Times New Roman" w:hAnsi="Times New Roman" w:cs="Times New Roman"/>
-                <w:sz w:val="20"/>
-                <w:szCs w:val="20"/>
-              </w:rPr>
-              <w:t>userName</w:t>
-            </w:r>
-            <w:proofErr w:type="spellEnd"/>
-            <w:r>
-              <w:rPr>
-                <w:rFonts w:ascii="Times New Roman" w:hAnsi="Times New Roman" w:cs="Times New Roman"/>
-                <w:sz w:val="20"/>
-                <w:szCs w:val="20"/>
-              </w:rPr>
-              <w:t xml:space="preserve">} </w:t>
+              <w:t xml:space="preserve"> {userName} </w:t>
             </w:r>
             <w:r>
               <w:rPr>
@@ -1279,6 +991,56 @@
                 <w:sz w:val="20"/>
                 <w:szCs w:val="20"/>
               </w:rPr>
+              <w:t>Work Done B</w:t>
+            </w:r>
+            <w:r>
+              <w:rPr>
+                <w:rFonts w:ascii="Times New Roman" w:hAnsi="Times New Roman" w:cs="Times New Roman"/>
+                <w:b/>
+                <w:bCs/>
+                <w:sz w:val="20"/>
+                <w:szCs w:val="20"/>
+              </w:rPr>
+              <w:t>y</w:t>
+            </w:r>
+            <w:r>
+              <w:rPr>
+                <w:rFonts w:ascii="Times New Roman" w:hAnsi="Times New Roman" w:cs="Times New Roman"/>
+                <w:sz w:val="20"/>
+                <w:szCs w:val="20"/>
+              </w:rPr>
+              <w:t>:</w:t>
+            </w:r>
+          </w:p>
+        </w:tc>
+      </w:tr>
+      <w:tr>
+        <w:trPr>
+          <w:trHeight w:val="205"/>
+        </w:trPr>
+        <w:tc>
+          <w:tcPr>
+            <w:tcW w:w="11280" w:type="dxa"/>
+            <w:gridSpan w:val="4"/>
+          </w:tcPr>
+          <w:p>
+            <w:pPr>
+              <w:pStyle w:val="NoSpacing"/>
+              <w:spacing w:before="40" w:after="40"/>
+              <w:rPr>
+                <w:rFonts w:ascii="Times New Roman" w:hAnsi="Times New Roman" w:cs="Times New Roman"/>
+                <w:sz w:val="20"/>
+                <w:szCs w:val="20"/>
+              </w:rPr>
+            </w:pPr>
+            <w:r>
+              <w:rPr>
+                <w:rFonts w:ascii="Times New Roman" w:hAnsi="Times New Roman" w:cs="Times New Roman"/>
+                <w:b/>
+                <w:bCs/>
+                <w:sz w:val="20"/>
+                <w:szCs w:val="20"/>
+              </w:rPr>
               <w:t>Work Location</w:t>
             </w:r>
             <w:r>
@@ -1287,25 +1049,7 @@
                 <w:sz w:val="20"/>
                 <w:szCs w:val="20"/>
               </w:rPr>
-              <w:t>: {</w:t>
-            </w:r>
-            <w:proofErr w:type="spellStart"/>
-            <w:r>
-              <w:rPr>
-                <w:rFonts w:ascii="Times New Roman" w:hAnsi="Times New Roman" w:cs="Times New Roman"/>
-                <w:sz w:val="20"/>
-                <w:szCs w:val="20"/>
-              </w:rPr>
-              <w:t>workLocation</w:t>
-            </w:r>
-            <w:proofErr w:type="spellEnd"/>
-            <w:r>
-              <w:rPr>
-                <w:rFonts w:ascii="Times New Roman" w:hAnsi="Times New Roman" w:cs="Times New Roman"/>
-                <w:sz w:val="20"/>
-                <w:szCs w:val="20"/>
-              </w:rPr>
-              <w:t>}</w:t>
+              <w:t>: {workLocation}</w:t>
             </w:r>
           </w:p>
         </w:tc>
@@ -1395,29 +1139,7 @@
                 <w:sz w:val="20"/>
                 <w:szCs w:val="20"/>
               </w:rPr>
-              <w:t>Payment Mode: {</w:t>
-            </w:r>
-            <w:proofErr w:type="spellStart"/>
-            <w:r>
-              <w:rPr>
-                <w:rFonts w:ascii="Times New Roman" w:hAnsi="Times New Roman" w:cs="Times New Roman"/>
-                <w:b/>
-                <w:bCs/>
-                <w:sz w:val="20"/>
-                <w:szCs w:val="20"/>
-              </w:rPr>
-              <w:t>paymentType</w:t>
-            </w:r>
-            <w:proofErr w:type="spellEnd"/>
-            <w:r>
-              <w:rPr>
-                <w:rFonts w:ascii="Times New Roman" w:hAnsi="Times New Roman" w:cs="Times New Roman"/>
-                <w:b/>
-                <w:bCs/>
-                <w:sz w:val="20"/>
-                <w:szCs w:val="20"/>
-              </w:rPr>
-              <w:t>}</w:t>
+              <w:t>Payment Mode: {paymentType}</w:t>
             </w:r>
           </w:p>
           <w:p>
@@ -1593,29 +1315,7 @@
                 <w:sz w:val="20"/>
                 <w:szCs w:val="20"/>
               </w:rPr>
-              <w:t>{INS $</w:t>
-            </w:r>
-            <w:proofErr w:type="spellStart"/>
-            <w:r>
-              <w:rPr>
-                <w:rFonts w:ascii="Times New Roman" w:hAnsi="Times New Roman" w:cs="Times New Roman"/>
-                <w:b/>
-                <w:bCs/>
-                <w:sz w:val="20"/>
-                <w:szCs w:val="20"/>
-              </w:rPr>
-              <w:t>service.serviceName.label</w:t>
-            </w:r>
-            <w:proofErr w:type="spellEnd"/>
-            <w:r>
-              <w:rPr>
-                <w:rFonts w:ascii="Times New Roman" w:hAnsi="Times New Roman" w:cs="Times New Roman"/>
-                <w:b/>
-                <w:bCs/>
-                <w:sz w:val="20"/>
-                <w:szCs w:val="20"/>
-              </w:rPr>
-              <w:t>}</w:t>
+              <w:t>{INS $service.serviceName.label}</w:t>
             </w:r>
           </w:p>
           <w:p>
@@ -1634,25 +1334,7 @@
                 <w:sz w:val="20"/>
                 <w:szCs w:val="20"/>
               </w:rPr>
-              <w:t>{INS $</w:t>
-            </w:r>
-            <w:proofErr w:type="spellStart"/>
-            <w:r>
-              <w:rPr>
-                <w:rFonts w:ascii="Times New Roman" w:hAnsi="Times New Roman" w:cs="Times New Roman"/>
-                <w:sz w:val="20"/>
-                <w:szCs w:val="20"/>
-              </w:rPr>
-              <w:t>service.serviceName.value</w:t>
-            </w:r>
-            <w:proofErr w:type="spellEnd"/>
-            <w:r>
-              <w:rPr>
-                <w:rFonts w:ascii="Times New Roman" w:hAnsi="Times New Roman" w:cs="Times New Roman"/>
-                <w:sz w:val="20"/>
-                <w:szCs w:val="20"/>
-              </w:rPr>
-              <w:t>}</w:t>
+              <w:t>{INS $service.serviceName.value}</w:t>
             </w:r>
           </w:p>
         </w:tc>
@@ -1676,25 +1358,7 @@
                 <w:sz w:val="20"/>
                 <w:szCs w:val="20"/>
               </w:rPr>
-              <w:t>{INS $</w:t>
-            </w:r>
-            <w:proofErr w:type="spellStart"/>
-            <w:r>
-              <w:rPr>
-                <w:rFonts w:ascii="Times New Roman" w:hAnsi="Times New Roman" w:cs="Times New Roman"/>
-                <w:sz w:val="20"/>
-                <w:szCs w:val="20"/>
-              </w:rPr>
-              <w:t>service.notes</w:t>
-            </w:r>
-            <w:proofErr w:type="spellEnd"/>
-            <w:r>
-              <w:rPr>
-                <w:rFonts w:ascii="Times New Roman" w:hAnsi="Times New Roman" w:cs="Times New Roman"/>
-                <w:sz w:val="20"/>
-                <w:szCs w:val="20"/>
-              </w:rPr>
-              <w:t>}</w:t>
+              <w:t>{INS $service.notes}</w:t>
             </w:r>
           </w:p>
         </w:tc>
@@ -1922,7 +1586,6 @@
                 <w:sz w:val="20"/>
                 <w:szCs w:val="20"/>
               </w:rPr>
-              <w:lastRenderedPageBreak/>
               <w:t xml:space="preserve">              </w:t>
             </w:r>
             <w:r>
@@ -1983,29 +1646,7 @@
                 <w:sz w:val="20"/>
                 <w:szCs w:val="20"/>
               </w:rPr>
-              <w:t xml:space="preserve">EPCORN                                                      </w:t>
-            </w:r>
-            <w:proofErr w:type="gramStart"/>
-            <w:r>
-              <w:rPr>
-                <w:rFonts w:ascii="Times New Roman" w:hAnsi="Times New Roman" w:cs="Times New Roman"/>
-                <w:b/>
-                <w:bCs/>
-                <w:sz w:val="20"/>
-                <w:szCs w:val="20"/>
-              </w:rPr>
-              <w:t xml:space="preserve">   {</w:t>
-            </w:r>
-            <w:proofErr w:type="gramEnd"/>
-            <w:r>
-              <w:rPr>
-                <w:rFonts w:ascii="Times New Roman" w:hAnsi="Times New Roman" w:cs="Times New Roman"/>
-                <w:b/>
-                <w:bCs/>
-                <w:sz w:val="20"/>
-                <w:szCs w:val="20"/>
-              </w:rPr>
-              <w:t>number}</w:t>
+              <w:t>EPCORN                                                         {number}</w:t>
             </w:r>
           </w:p>
           <w:p>
@@ -2256,130 +1897,58 @@
                 <w:sz w:val="20"/>
                 <w:szCs w:val="20"/>
               </w:rPr>
-              <w:t>{</w:t>
-            </w:r>
-            <w:proofErr w:type="spellStart"/>
-            <w:r>
-              <w:rPr>
-                <w:rFonts w:ascii="Times New Roman" w:hAnsi="Times New Roman" w:cs="Times New Roman"/>
-                <w:sz w:val="20"/>
-                <w:szCs w:val="20"/>
-              </w:rPr>
-              <w:t>shipToDetails.address</w:t>
-            </w:r>
-            <w:proofErr w:type="spellEnd"/>
-            <w:r>
-              <w:rPr>
-                <w:rFonts w:ascii="Times New Roman" w:hAnsi="Times New Roman" w:cs="Times New Roman"/>
-                <w:sz w:val="20"/>
-                <w:szCs w:val="20"/>
-              </w:rPr>
-              <w:t>},</w:t>
-            </w:r>
-          </w:p>
-          <w:p>
-            <w:pPr>
-              <w:rPr>
-                <w:rFonts w:ascii="Times New Roman" w:hAnsi="Times New Roman" w:cs="Times New Roman"/>
-                <w:sz w:val="20"/>
-                <w:szCs w:val="20"/>
-              </w:rPr>
-            </w:pPr>
-            <w:r>
-              <w:rPr>
-                <w:rFonts w:ascii="Times New Roman" w:hAnsi="Times New Roman" w:cs="Times New Roman"/>
-                <w:sz w:val="20"/>
-                <w:szCs w:val="20"/>
-              </w:rPr>
-              <w:t>{</w:t>
-            </w:r>
-            <w:proofErr w:type="spellStart"/>
-            <w:r>
-              <w:rPr>
-                <w:rFonts w:ascii="Times New Roman" w:hAnsi="Times New Roman" w:cs="Times New Roman"/>
-                <w:sz w:val="20"/>
-                <w:szCs w:val="20"/>
-              </w:rPr>
-              <w:t>shipToDetails.road</w:t>
-            </w:r>
-            <w:proofErr w:type="spellEnd"/>
-            <w:r>
-              <w:rPr>
-                <w:rFonts w:ascii="Times New Roman" w:hAnsi="Times New Roman" w:cs="Times New Roman"/>
-                <w:sz w:val="20"/>
-                <w:szCs w:val="20"/>
-              </w:rPr>
-              <w:t>},</w:t>
-            </w:r>
-          </w:p>
-          <w:p>
-            <w:pPr>
-              <w:rPr>
-                <w:rFonts w:ascii="Times New Roman" w:hAnsi="Times New Roman" w:cs="Times New Roman"/>
-                <w:sz w:val="20"/>
-                <w:szCs w:val="20"/>
-              </w:rPr>
-            </w:pPr>
-            <w:r>
-              <w:rPr>
-                <w:rFonts w:ascii="Times New Roman" w:hAnsi="Times New Roman" w:cs="Times New Roman"/>
-                <w:sz w:val="20"/>
-                <w:szCs w:val="20"/>
-              </w:rPr>
-              <w:t>{</w:t>
-            </w:r>
-            <w:proofErr w:type="spellStart"/>
-            <w:r>
-              <w:rPr>
-                <w:rFonts w:ascii="Times New Roman" w:hAnsi="Times New Roman" w:cs="Times New Roman"/>
-                <w:sz w:val="20"/>
-                <w:szCs w:val="20"/>
-              </w:rPr>
-              <w:t>shipToDetails.location</w:t>
-            </w:r>
-            <w:proofErr w:type="spellEnd"/>
-            <w:r>
-              <w:rPr>
-                <w:rFonts w:ascii="Times New Roman" w:hAnsi="Times New Roman" w:cs="Times New Roman"/>
-                <w:sz w:val="20"/>
-                <w:szCs w:val="20"/>
-              </w:rPr>
-              <w:t>},</w:t>
-            </w:r>
-          </w:p>
-          <w:p>
-            <w:pPr>
-              <w:rPr>
-                <w:rFonts w:ascii="Times New Roman" w:hAnsi="Times New Roman" w:cs="Times New Roman"/>
-                <w:sz w:val="20"/>
-                <w:szCs w:val="20"/>
-              </w:rPr>
-            </w:pPr>
-            <w:r>
-              <w:rPr>
-                <w:rFonts w:ascii="Times New Roman" w:hAnsi="Times New Roman" w:cs="Times New Roman"/>
-                <w:sz w:val="20"/>
-                <w:szCs w:val="20"/>
-              </w:rPr>
-              <w:t>{</w:t>
-            </w:r>
-            <w:proofErr w:type="spellStart"/>
-            <w:r>
-              <w:rPr>
-                <w:rFonts w:ascii="Times New Roman" w:hAnsi="Times New Roman" w:cs="Times New Roman"/>
-                <w:sz w:val="20"/>
-                <w:szCs w:val="20"/>
-              </w:rPr>
-              <w:t>shipToDetails.city</w:t>
-            </w:r>
-            <w:proofErr w:type="spellEnd"/>
-            <w:r>
-              <w:rPr>
-                <w:rFonts w:ascii="Times New Roman" w:hAnsi="Times New Roman" w:cs="Times New Roman"/>
-                <w:sz w:val="20"/>
-                <w:szCs w:val="20"/>
-              </w:rPr>
-              <w:t>}</w:t>
+              <w:t>{shipToDetails.address},</w:t>
+            </w:r>
+          </w:p>
+          <w:p>
+            <w:pPr>
+              <w:rPr>
+                <w:rFonts w:ascii="Times New Roman" w:hAnsi="Times New Roman" w:cs="Times New Roman"/>
+                <w:sz w:val="20"/>
+                <w:szCs w:val="20"/>
+              </w:rPr>
+            </w:pPr>
+            <w:r>
+              <w:rPr>
+                <w:rFonts w:ascii="Times New Roman" w:hAnsi="Times New Roman" w:cs="Times New Roman"/>
+                <w:sz w:val="20"/>
+                <w:szCs w:val="20"/>
+              </w:rPr>
+              <w:t>{shipToDetails.road},</w:t>
+            </w:r>
+          </w:p>
+          <w:p>
+            <w:pPr>
+              <w:rPr>
+                <w:rFonts w:ascii="Times New Roman" w:hAnsi="Times New Roman" w:cs="Times New Roman"/>
+                <w:sz w:val="20"/>
+                <w:szCs w:val="20"/>
+              </w:rPr>
+            </w:pPr>
+            <w:r>
+              <w:rPr>
+                <w:rFonts w:ascii="Times New Roman" w:hAnsi="Times New Roman" w:cs="Times New Roman"/>
+                <w:sz w:val="20"/>
+                <w:szCs w:val="20"/>
+              </w:rPr>
+              <w:t>{shipToDetails.location},</w:t>
+            </w:r>
+          </w:p>
+          <w:p>
+            <w:pPr>
+              <w:rPr>
+                <w:rFonts w:ascii="Times New Roman" w:hAnsi="Times New Roman" w:cs="Times New Roman"/>
+                <w:sz w:val="20"/>
+                <w:szCs w:val="20"/>
+              </w:rPr>
+            </w:pPr>
+            <w:r>
+              <w:rPr>
+                <w:rFonts w:ascii="Times New Roman" w:hAnsi="Times New Roman" w:cs="Times New Roman"/>
+                <w:sz w:val="20"/>
+                <w:szCs w:val="20"/>
+              </w:rPr>
+              <w:t>{shipToDetails.city}</w:t>
             </w:r>
             <w:r>
               <w:rPr>
@@ -2395,25 +1964,7 @@
                 <w:sz w:val="20"/>
                 <w:szCs w:val="20"/>
               </w:rPr>
-              <w:t>{</w:t>
-            </w:r>
-            <w:proofErr w:type="spellStart"/>
-            <w:r>
-              <w:rPr>
-                <w:rFonts w:ascii="Times New Roman" w:hAnsi="Times New Roman" w:cs="Times New Roman"/>
-                <w:sz w:val="20"/>
-                <w:szCs w:val="20"/>
-              </w:rPr>
-              <w:t>shipToDetails.pincode</w:t>
-            </w:r>
-            <w:proofErr w:type="spellEnd"/>
-            <w:r>
-              <w:rPr>
-                <w:rFonts w:ascii="Times New Roman" w:hAnsi="Times New Roman" w:cs="Times New Roman"/>
-                <w:sz w:val="20"/>
-                <w:szCs w:val="20"/>
-              </w:rPr>
-              <w:t>}</w:t>
+              <w:t>{shipToDetails.pincode}</w:t>
             </w:r>
             <w:r>
               <w:rPr>
@@ -2438,69 +1989,33 @@
                 <w:sz w:val="20"/>
                 <w:szCs w:val="20"/>
               </w:rPr>
-              <w:t>{</w:t>
-            </w:r>
-            <w:proofErr w:type="spellStart"/>
-            <w:r>
-              <w:rPr>
-                <w:rFonts w:ascii="Times New Roman" w:hAnsi="Times New Roman" w:cs="Times New Roman"/>
-                <w:sz w:val="20"/>
-                <w:szCs w:val="20"/>
-              </w:rPr>
-              <w:t>shipToDetails.landmark</w:t>
-            </w:r>
-            <w:proofErr w:type="spellEnd"/>
-            <w:r>
-              <w:rPr>
-                <w:rFonts w:ascii="Times New Roman" w:hAnsi="Times New Roman" w:cs="Times New Roman"/>
-                <w:sz w:val="20"/>
-                <w:szCs w:val="20"/>
-              </w:rPr>
-              <w:t>}</w:t>
-            </w:r>
-          </w:p>
-          <w:p>
-            <w:pPr>
-              <w:rPr>
-                <w:rFonts w:ascii="Times New Roman" w:hAnsi="Times New Roman" w:cs="Times New Roman"/>
-                <w:sz w:val="20"/>
-                <w:szCs w:val="20"/>
-              </w:rPr>
-            </w:pPr>
-          </w:p>
-          <w:p>
-            <w:pPr>
-              <w:rPr>
-                <w:rFonts w:ascii="Times New Roman" w:hAnsi="Times New Roman" w:cs="Times New Roman"/>
-                <w:sz w:val="20"/>
-                <w:szCs w:val="20"/>
-              </w:rPr>
-            </w:pPr>
-            <w:r>
-              <w:rPr>
-                <w:rFonts w:ascii="Times New Roman" w:hAnsi="Times New Roman" w:cs="Times New Roman"/>
-                <w:sz w:val="20"/>
-                <w:szCs w:val="20"/>
-              </w:rPr>
-              <w:t>Contact Name: {</w:t>
-            </w:r>
-            <w:proofErr w:type="spellStart"/>
-            <w:r>
-              <w:rPr>
-                <w:rFonts w:ascii="Times New Roman" w:hAnsi="Times New Roman" w:cs="Times New Roman"/>
-                <w:sz w:val="20"/>
-                <w:szCs w:val="20"/>
-              </w:rPr>
-              <w:t>shipToDetails.contactName</w:t>
-            </w:r>
-            <w:proofErr w:type="spellEnd"/>
-            <w:r>
-              <w:rPr>
-                <w:rFonts w:ascii="Times New Roman" w:hAnsi="Times New Roman" w:cs="Times New Roman"/>
-                <w:sz w:val="20"/>
-                <w:szCs w:val="20"/>
-              </w:rPr>
-              <w:t>}</w:t>
+              <w:t>{shipToDetails.landmark}</w:t>
+            </w:r>
+          </w:p>
+          <w:p>
+            <w:pPr>
+              <w:rPr>
+                <w:rFonts w:ascii="Times New Roman" w:hAnsi="Times New Roman" w:cs="Times New Roman"/>
+                <w:sz w:val="20"/>
+                <w:szCs w:val="20"/>
+              </w:rPr>
+            </w:pPr>
+          </w:p>
+          <w:p>
+            <w:pPr>
+              <w:rPr>
+                <w:rFonts w:ascii="Times New Roman" w:hAnsi="Times New Roman" w:cs="Times New Roman"/>
+                <w:sz w:val="20"/>
+                <w:szCs w:val="20"/>
+              </w:rPr>
+            </w:pPr>
+            <w:r>
+              <w:rPr>
+                <w:rFonts w:ascii="Times New Roman" w:hAnsi="Times New Roman" w:cs="Times New Roman"/>
+                <w:sz w:val="20"/>
+                <w:szCs w:val="20"/>
+              </w:rPr>
+              <w:t>Contact Name: {shipToDetails.contactName}</w:t>
             </w:r>
           </w:p>
           <w:p>
@@ -2518,35 +2033,7 @@
                 <w:sz w:val="20"/>
                 <w:szCs w:val="20"/>
               </w:rPr>
-              <w:t xml:space="preserve">Contact No: </w:t>
-            </w:r>
-            <w:proofErr w:type="gramStart"/>
-            <w:r>
-              <w:rPr>
-                <w:rFonts w:ascii="Times New Roman" w:hAnsi="Times New Roman" w:cs="Times New Roman"/>
-                <w:sz w:val="20"/>
-                <w:szCs w:val="20"/>
-              </w:rPr>
-              <w:t xml:space="preserve">{ </w:t>
-            </w:r>
-            <w:proofErr w:type="spellStart"/>
-            <w:r>
-              <w:rPr>
-                <w:rFonts w:ascii="Times New Roman" w:hAnsi="Times New Roman" w:cs="Times New Roman"/>
-                <w:sz w:val="20"/>
-                <w:szCs w:val="20"/>
-              </w:rPr>
-              <w:t>shipToDetails.contactNo</w:t>
-            </w:r>
-            <w:proofErr w:type="spellEnd"/>
-            <w:proofErr w:type="gramEnd"/>
-            <w:r>
-              <w:rPr>
-                <w:rFonts w:ascii="Times New Roman" w:hAnsi="Times New Roman" w:cs="Times New Roman"/>
-                <w:sz w:val="20"/>
-                <w:szCs w:val="20"/>
-              </w:rPr>
-              <w:t>}</w:t>
+              <w:t>Contact No: { shipToDetails.contactNo}</w:t>
             </w:r>
           </w:p>
         </w:tc>
@@ -2745,43 +2232,7 @@
                 <w:sz w:val="20"/>
                 <w:szCs w:val="20"/>
               </w:rPr>
-              <w:t xml:space="preserve">{IMAGE </w:t>
-            </w:r>
-            <w:proofErr w:type="spellStart"/>
-            <w:r>
-              <w:rPr>
-                <w:rFonts w:ascii="Times New Roman" w:eastAsia="Times New Roman" w:hAnsi="Times New Roman" w:cs="Times New Roman"/>
-                <w:sz w:val="20"/>
-                <w:szCs w:val="20"/>
-              </w:rPr>
-              <w:t>qrCode</w:t>
-            </w:r>
-            <w:proofErr w:type="spellEnd"/>
-            <w:r>
-              <w:rPr>
-                <w:rFonts w:ascii="Times New Roman" w:eastAsia="Times New Roman" w:hAnsi="Times New Roman" w:cs="Times New Roman"/>
-                <w:sz w:val="20"/>
-                <w:szCs w:val="20"/>
-              </w:rPr>
-              <w:t>(</w:t>
-            </w:r>
-            <w:proofErr w:type="spellStart"/>
-            <w:r>
-              <w:rPr>
-                <w:rFonts w:ascii="Times New Roman" w:eastAsia="Times New Roman" w:hAnsi="Times New Roman" w:cs="Times New Roman"/>
-                <w:sz w:val="20"/>
-                <w:szCs w:val="20"/>
-              </w:rPr>
-              <w:t>url</w:t>
-            </w:r>
-            <w:proofErr w:type="spellEnd"/>
-            <w:r>
-              <w:rPr>
-                <w:rFonts w:ascii="Times New Roman" w:eastAsia="Times New Roman" w:hAnsi="Times New Roman" w:cs="Times New Roman"/>
-                <w:sz w:val="20"/>
-                <w:szCs w:val="20"/>
-              </w:rPr>
-              <w:t>)}</w:t>
+              <w:t>{IMAGE qrCode(url)}</w:t>
             </w:r>
           </w:p>
         </w:tc>
@@ -2843,25 +2294,7 @@
                 <w:sz w:val="20"/>
                 <w:szCs w:val="20"/>
               </w:rPr>
-              <w:t xml:space="preserve"> {</w:t>
-            </w:r>
-            <w:proofErr w:type="spellStart"/>
-            <w:r>
-              <w:rPr>
-                <w:rFonts w:ascii="Times New Roman" w:hAnsi="Times New Roman" w:cs="Times New Roman"/>
-                <w:sz w:val="20"/>
-                <w:szCs w:val="20"/>
-              </w:rPr>
-              <w:t>serviceDate</w:t>
-            </w:r>
-            <w:proofErr w:type="spellEnd"/>
-            <w:r>
-              <w:rPr>
-                <w:rFonts w:ascii="Times New Roman" w:hAnsi="Times New Roman" w:cs="Times New Roman"/>
-                <w:sz w:val="20"/>
-                <w:szCs w:val="20"/>
-              </w:rPr>
-              <w:t>}</w:t>
+              <w:t xml:space="preserve"> {serviceDate}</w:t>
             </w:r>
             <w:r>
               <w:rPr>
@@ -2887,25 +2320,7 @@
                 <w:sz w:val="20"/>
                 <w:szCs w:val="20"/>
               </w:rPr>
-              <w:t xml:space="preserve"> {</w:t>
-            </w:r>
-            <w:proofErr w:type="spellStart"/>
-            <w:r>
-              <w:rPr>
-                <w:rFonts w:ascii="Times New Roman" w:hAnsi="Times New Roman" w:cs="Times New Roman"/>
-                <w:sz w:val="20"/>
-                <w:szCs w:val="20"/>
-              </w:rPr>
-              <w:t>serviceTime</w:t>
-            </w:r>
-            <w:proofErr w:type="spellEnd"/>
-            <w:r>
-              <w:rPr>
-                <w:rFonts w:ascii="Times New Roman" w:hAnsi="Times New Roman" w:cs="Times New Roman"/>
-                <w:sz w:val="20"/>
-                <w:szCs w:val="20"/>
-              </w:rPr>
-              <w:t>}</w:t>
+              <w:t xml:space="preserve"> {serviceTime}</w:t>
             </w:r>
             <w:r>
               <w:rPr>
@@ -2923,29 +2338,7 @@
                 <w:sz w:val="20"/>
                 <w:szCs w:val="20"/>
               </w:rPr>
-              <w:t xml:space="preserve">Approx </w:t>
-            </w:r>
-            <w:proofErr w:type="spellStart"/>
-            <w:r>
-              <w:rPr>
-                <w:rFonts w:ascii="Times New Roman" w:hAnsi="Times New Roman" w:cs="Times New Roman"/>
-                <w:b/>
-                <w:bCs/>
-                <w:sz w:val="20"/>
-                <w:szCs w:val="20"/>
-              </w:rPr>
-              <w:t>Sqft</w:t>
-            </w:r>
-            <w:proofErr w:type="spellEnd"/>
-            <w:r>
-              <w:rPr>
-                <w:rFonts w:ascii="Times New Roman" w:hAnsi="Times New Roman" w:cs="Times New Roman"/>
-                <w:b/>
-                <w:bCs/>
-                <w:sz w:val="20"/>
-                <w:szCs w:val="20"/>
-              </w:rPr>
-              <w:t>:</w:t>
+              <w:t>Approx Sqft:</w:t>
             </w:r>
             <w:r>
               <w:rPr>
@@ -2979,25 +2372,7 @@
                 <w:sz w:val="20"/>
                 <w:szCs w:val="20"/>
               </w:rPr>
-              <w:t xml:space="preserve"> {</w:t>
-            </w:r>
-            <w:proofErr w:type="spellStart"/>
-            <w:r>
-              <w:rPr>
-                <w:rFonts w:ascii="Times New Roman" w:hAnsi="Times New Roman" w:cs="Times New Roman"/>
-                <w:sz w:val="20"/>
-                <w:szCs w:val="20"/>
-              </w:rPr>
-              <w:t>userName</w:t>
-            </w:r>
-            <w:proofErr w:type="spellEnd"/>
-            <w:r>
-              <w:rPr>
-                <w:rFonts w:ascii="Times New Roman" w:hAnsi="Times New Roman" w:cs="Times New Roman"/>
-                <w:sz w:val="20"/>
-                <w:szCs w:val="20"/>
-              </w:rPr>
-              <w:t xml:space="preserve">} </w:t>
+              <w:t xml:space="preserve"> {userName} </w:t>
             </w:r>
             <w:r>
               <w:rPr>
@@ -3158,25 +2533,7 @@
                 <w:sz w:val="20"/>
                 <w:szCs w:val="20"/>
               </w:rPr>
-              <w:t>: {</w:t>
-            </w:r>
-            <w:proofErr w:type="spellStart"/>
-            <w:r>
-              <w:rPr>
-                <w:rFonts w:ascii="Times New Roman" w:hAnsi="Times New Roman" w:cs="Times New Roman"/>
-                <w:sz w:val="20"/>
-                <w:szCs w:val="20"/>
-              </w:rPr>
-              <w:t>workLocation</w:t>
-            </w:r>
-            <w:proofErr w:type="spellEnd"/>
-            <w:r>
-              <w:rPr>
-                <w:rFonts w:ascii="Times New Roman" w:hAnsi="Times New Roman" w:cs="Times New Roman"/>
-                <w:sz w:val="20"/>
-                <w:szCs w:val="20"/>
-              </w:rPr>
-              <w:t>}</w:t>
+              <w:t>: {workLocation}</w:t>
             </w:r>
           </w:p>
         </w:tc>
@@ -3266,29 +2623,7 @@
                 <w:sz w:val="20"/>
                 <w:szCs w:val="20"/>
               </w:rPr>
-              <w:t>Payment Mode: {</w:t>
-            </w:r>
-            <w:proofErr w:type="spellStart"/>
-            <w:r>
-              <w:rPr>
-                <w:rFonts w:ascii="Times New Roman" w:hAnsi="Times New Roman" w:cs="Times New Roman"/>
-                <w:b/>
-                <w:bCs/>
-                <w:sz w:val="20"/>
-                <w:szCs w:val="20"/>
-              </w:rPr>
-              <w:t>paymentType</w:t>
-            </w:r>
-            <w:proofErr w:type="spellEnd"/>
-            <w:r>
-              <w:rPr>
-                <w:rFonts w:ascii="Times New Roman" w:hAnsi="Times New Roman" w:cs="Times New Roman"/>
-                <w:b/>
-                <w:bCs/>
-                <w:sz w:val="20"/>
-                <w:szCs w:val="20"/>
-              </w:rPr>
-              <w:t>}</w:t>
+              <w:t>Payment Mode: {paymentType}</w:t>
             </w:r>
           </w:p>
           <w:p>
@@ -3463,31 +2798,7 @@
                 <w:sz w:val="20"/>
                 <w:szCs w:val="20"/>
               </w:rPr>
-              <w:t>{INS $</w:t>
-            </w:r>
-            <w:proofErr w:type="spellStart"/>
-            <w:proofErr w:type="gramStart"/>
-            <w:r>
-              <w:rPr>
-                <w:rFonts w:ascii="Times New Roman" w:hAnsi="Times New Roman" w:cs="Times New Roman"/>
-                <w:b/>
-                <w:bCs/>
-                <w:sz w:val="20"/>
-                <w:szCs w:val="20"/>
-              </w:rPr>
-              <w:t>service.serviceName.label</w:t>
-            </w:r>
-            <w:proofErr w:type="spellEnd"/>
-            <w:proofErr w:type="gramEnd"/>
-            <w:r>
-              <w:rPr>
-                <w:rFonts w:ascii="Times New Roman" w:hAnsi="Times New Roman" w:cs="Times New Roman"/>
-                <w:b/>
-                <w:bCs/>
-                <w:sz w:val="20"/>
-                <w:szCs w:val="20"/>
-              </w:rPr>
-              <w:t>}</w:t>
+              <w:t>{INS $service.serviceName.label}</w:t>
             </w:r>
           </w:p>
           <w:p>
@@ -3506,27 +2817,7 @@
                 <w:sz w:val="20"/>
                 <w:szCs w:val="20"/>
               </w:rPr>
-              <w:t>{INS $</w:t>
-            </w:r>
-            <w:proofErr w:type="spellStart"/>
-            <w:proofErr w:type="gramStart"/>
-            <w:r>
-              <w:rPr>
-                <w:rFonts w:ascii="Times New Roman" w:hAnsi="Times New Roman" w:cs="Times New Roman"/>
-                <w:sz w:val="20"/>
-                <w:szCs w:val="20"/>
-              </w:rPr>
-              <w:t>service.serviceName.value</w:t>
-            </w:r>
-            <w:proofErr w:type="spellEnd"/>
-            <w:proofErr w:type="gramEnd"/>
-            <w:r>
-              <w:rPr>
-                <w:rFonts w:ascii="Times New Roman" w:hAnsi="Times New Roman" w:cs="Times New Roman"/>
-                <w:sz w:val="20"/>
-                <w:szCs w:val="20"/>
-              </w:rPr>
-              <w:t>}</w:t>
+              <w:t>{INS $service.serviceName.value}</w:t>
             </w:r>
           </w:p>
         </w:tc>
@@ -3550,27 +2841,7 @@
                 <w:sz w:val="20"/>
                 <w:szCs w:val="20"/>
               </w:rPr>
-              <w:t>{INS $</w:t>
-            </w:r>
-            <w:proofErr w:type="spellStart"/>
-            <w:proofErr w:type="gramStart"/>
-            <w:r>
-              <w:rPr>
-                <w:rFonts w:ascii="Times New Roman" w:hAnsi="Times New Roman" w:cs="Times New Roman"/>
-                <w:sz w:val="20"/>
-                <w:szCs w:val="20"/>
-              </w:rPr>
-              <w:t>service.notes</w:t>
-            </w:r>
-            <w:proofErr w:type="spellEnd"/>
-            <w:proofErr w:type="gramEnd"/>
-            <w:r>
-              <w:rPr>
-                <w:rFonts w:ascii="Times New Roman" w:hAnsi="Times New Roman" w:cs="Times New Roman"/>
-                <w:sz w:val="20"/>
-                <w:szCs w:val="20"/>
-              </w:rPr>
-              <w:t>}</w:t>
+              <w:t>{INS $service.notes}</w:t>
             </w:r>
           </w:p>
         </w:tc>
@@ -3657,7 +2928,7 @@
 </file>
 
 <file path=word/endnotes.xml><?xml version="1.0" encoding="utf-8"?>
-<w:endnotes xmlns:wpc="http://schemas.microsoft.com/office/word/2010/wordprocessingCanvas" xmlns:cx="http://schemas.microsoft.com/office/drawing/2014/chartex" xmlns:cx1="http://schemas.microsoft.com/office/drawing/2015/9/8/chartex" xmlns:cx2="http://schemas.microsoft.com/office/drawing/2015/10/21/chartex" xmlns:cx3="http://schemas.microsoft.com/office/drawing/2016/5/9/chartex" xmlns:cx4="http://schemas.microsoft.com/office/drawing/2016/5/10/chartex" xmlns:cx5="http://schemas.microsoft.com/office/drawing/2016/5/11/chartex" xmlns:cx6="http://schemas.microsoft.com/office/drawing/2016/5/12/chartex" xmlns:cx7="http://schemas.microsoft.com/office/drawing/2016/5/13/chartex" xmlns:cx8="http://schemas.microsoft.com/office/drawing/2016/5/14/chartex" xmlns:mc="http://schemas.openxmlformats.org/markup-compatibility/2006" xmlns:aink="http://schemas.microsoft.com/office/drawing/2016/ink" xmlns:am3d="http://schemas.microsoft.com/office/drawing/2017/model3d" xmlns:o="urn:schemas-microsoft-com:office:office" xmlns:oel="http://schemas.microsoft.com/office/2019/extlst" xmlns:r="http://schemas.openxmlformats.org/officeDocument/2006/relationships" xmlns:m="http://schemas.openxmlformats.org/officeDocument/2006/math" xmlns:v="urn:schemas-microsoft-com:vml" xmlns:wp14="http://schemas.microsoft.com/office/word/2010/wordprocessingDrawing" xmlns:wp="http://schemas.openxmlformats.org/drawingml/2006/wordprocessingDrawing" xmlns:w10="urn:schemas-microsoft-com:office:word" xmlns:w="http://schemas.openxmlformats.org/wordprocessingml/2006/main" xmlns:w14="http://schemas.microsoft.com/office/word/2010/wordml" xmlns:w15="http://schemas.microsoft.com/office/word/2012/wordml" xmlns:w16cex="http://schemas.microsoft.com/office/word/2018/wordml/cex" xmlns:w16cid="http://schemas.microsoft.com/office/word/2016/wordml/cid" xmlns:w16="http://schemas.microsoft.com/office/word/2018/wordml" xmlns:w16sdtdh="http://schemas.microsoft.com/office/word/2020/wordml/sdtdatahash" xmlns:w16se="http://schemas.microsoft.com/office/word/2015/wordml/symex" xmlns:wpg="http://schemas.microsoft.com/office/word/2010/wordprocessingGroup" xmlns:wpi="http://schemas.microsoft.com/office/word/2010/wordprocessingInk" xmlns:wne="http://schemas.microsoft.com/office/word/2006/wordml" xmlns:wps="http://schemas.microsoft.com/office/word/2010/wordprocessingShape" mc:Ignorable="w14 w15 w16se w16cid w16 w16cex w16sdtdh wp14">
+<w:endnotes xmlns:wpc="http://schemas.microsoft.com/office/word/2010/wordprocessingCanvas" xmlns:cx="http://schemas.microsoft.com/office/drawing/2014/chartex" xmlns:cx1="http://schemas.microsoft.com/office/drawing/2015/9/8/chartex" xmlns:cx2="http://schemas.microsoft.com/office/drawing/2015/10/21/chartex" xmlns:cx3="http://schemas.microsoft.com/office/drawing/2016/5/9/chartex" xmlns:cx4="http://schemas.microsoft.com/office/drawing/2016/5/10/chartex" xmlns:cx5="http://schemas.microsoft.com/office/drawing/2016/5/11/chartex" xmlns:cx6="http://schemas.microsoft.com/office/drawing/2016/5/12/chartex" xmlns:cx7="http://schemas.microsoft.com/office/drawing/2016/5/13/chartex" xmlns:cx8="http://schemas.microsoft.com/office/drawing/2016/5/14/chartex" xmlns:mc="http://schemas.openxmlformats.org/markup-compatibility/2006" xmlns:aink="http://schemas.microsoft.com/office/drawing/2016/ink" xmlns:am3d="http://schemas.microsoft.com/office/drawing/2017/model3d" xmlns:o="urn:schemas-microsoft-com:office:office" xmlns:oel="http://schemas.microsoft.com/office/2019/extlst" xmlns:r="http://schemas.openxmlformats.org/officeDocument/2006/relationships" xmlns:m="http://schemas.openxmlformats.org/officeDocument/2006/math" xmlns:v="urn:schemas-microsoft-com:vml" xmlns:wp14="http://schemas.microsoft.com/office/word/2010/wordprocessingDrawing" xmlns:wp="http://schemas.openxmlformats.org/drawingml/2006/wordprocessingDrawing" xmlns:w10="urn:schemas-microsoft-com:office:word" xmlns:w="http://schemas.openxmlformats.org/wordprocessingml/2006/main" xmlns:w14="http://schemas.microsoft.com/office/word/2010/wordml" xmlns:w15="http://schemas.microsoft.com/office/word/2012/wordml" xmlns:w16cex="http://schemas.microsoft.com/office/word/2018/wordml/cex" xmlns:w16cid="http://schemas.microsoft.com/office/word/2016/wordml/cid" xmlns:w16="http://schemas.microsoft.com/office/word/2018/wordml" xmlns:w16du="http://schemas.microsoft.com/office/word/2023/wordml/word16du" xmlns:w16sdtdh="http://schemas.microsoft.com/office/word/2020/wordml/sdtdatahash" xmlns:w16se="http://schemas.microsoft.com/office/word/2015/wordml/symex" xmlns:wpg="http://schemas.microsoft.com/office/word/2010/wordprocessingGroup" xmlns:wpi="http://schemas.microsoft.com/office/word/2010/wordprocessingInk" xmlns:wne="http://schemas.microsoft.com/office/word/2006/wordml" xmlns:wps="http://schemas.microsoft.com/office/word/2010/wordprocessingShape" mc:Ignorable="w14 w15 w16se w16cid w16 w16cex w16sdtdh w16du wp14">
   <w:endnote w:type="separator" w:id="-1">
     <w:p>
       <w:r>
@@ -3676,7 +2947,7 @@
 </file>
 
 <file path=word/footer1.xml><?xml version="1.0" encoding="utf-8"?>
-<w:ftr xmlns:wpc="http://schemas.microsoft.com/office/word/2010/wordprocessingCanvas" xmlns:cx="http://schemas.microsoft.com/office/drawing/2014/chartex" xmlns:cx1="http://schemas.microsoft.com/office/drawing/2015/9/8/chartex" xmlns:cx2="http://schemas.microsoft.com/office/drawing/2015/10/21/chartex" xmlns:cx3="http://schemas.microsoft.com/office/drawing/2016/5/9/chartex" xmlns:cx4="http://schemas.microsoft.com/office/drawing/2016/5/10/chartex" xmlns:cx5="http://schemas.microsoft.com/office/drawing/2016/5/11/chartex" xmlns:cx6="http://schemas.microsoft.com/office/drawing/2016/5/12/chartex" xmlns:cx7="http://schemas.microsoft.com/office/drawing/2016/5/13/chartex" xmlns:cx8="http://schemas.microsoft.com/office/drawing/2016/5/14/chartex" xmlns:mc="http://schemas.openxmlformats.org/markup-compatibility/2006" xmlns:aink="http://schemas.microsoft.com/office/drawing/2016/ink" xmlns:am3d="http://schemas.microsoft.com/office/drawing/2017/model3d" xmlns:o="urn:schemas-microsoft-com:office:office" xmlns:oel="http://schemas.microsoft.com/office/2019/extlst" xmlns:r="http://schemas.openxmlformats.org/officeDocument/2006/relationships" xmlns:m="http://schemas.openxmlformats.org/officeDocument/2006/math" xmlns:v="urn:schemas-microsoft-com:vml" xmlns:wp14="http://schemas.microsoft.com/office/word/2010/wordprocessingDrawing" xmlns:wp="http://schemas.openxmlformats.org/drawingml/2006/wordprocessingDrawing" xmlns:w10="urn:schemas-microsoft-com:office:word" xmlns:w="http://schemas.openxmlformats.org/wordprocessingml/2006/main" xmlns:w14="http://schemas.microsoft.com/office/word/2010/wordml" xmlns:w15="http://schemas.microsoft.com/office/word/2012/wordml" xmlns:w16cex="http://schemas.microsoft.com/office/word/2018/wordml/cex" xmlns:w16cid="http://schemas.microsoft.com/office/word/2016/wordml/cid" xmlns:w16="http://schemas.microsoft.com/office/word/2018/wordml" xmlns:w16sdtdh="http://schemas.microsoft.com/office/word/2020/wordml/sdtdatahash" xmlns:w16se="http://schemas.microsoft.com/office/word/2015/wordml/symex" xmlns:wpg="http://schemas.microsoft.com/office/word/2010/wordprocessingGroup" xmlns:wpi="http://schemas.microsoft.com/office/word/2010/wordprocessingInk" xmlns:wne="http://schemas.microsoft.com/office/word/2006/wordml" xmlns:wps="http://schemas.microsoft.com/office/word/2010/wordprocessingShape" mc:Ignorable="w14 w15 w16se w16cid w16 w16cex w16sdtdh wp14">
+<w:ftr xmlns:wpc="http://schemas.microsoft.com/office/word/2010/wordprocessingCanvas" xmlns:cx="http://schemas.microsoft.com/office/drawing/2014/chartex" xmlns:cx1="http://schemas.microsoft.com/office/drawing/2015/9/8/chartex" xmlns:cx2="http://schemas.microsoft.com/office/drawing/2015/10/21/chartex" xmlns:cx3="http://schemas.microsoft.com/office/drawing/2016/5/9/chartex" xmlns:cx4="http://schemas.microsoft.com/office/drawing/2016/5/10/chartex" xmlns:cx5="http://schemas.microsoft.com/office/drawing/2016/5/11/chartex" xmlns:cx6="http://schemas.microsoft.com/office/drawing/2016/5/12/chartex" xmlns:cx7="http://schemas.microsoft.com/office/drawing/2016/5/13/chartex" xmlns:cx8="http://schemas.microsoft.com/office/drawing/2016/5/14/chartex" xmlns:mc="http://schemas.openxmlformats.org/markup-compatibility/2006" xmlns:aink="http://schemas.microsoft.com/office/drawing/2016/ink" xmlns:am3d="http://schemas.microsoft.com/office/drawing/2017/model3d" xmlns:o="urn:schemas-microsoft-com:office:office" xmlns:oel="http://schemas.microsoft.com/office/2019/extlst" xmlns:r="http://schemas.openxmlformats.org/officeDocument/2006/relationships" xmlns:m="http://schemas.openxmlformats.org/officeDocument/2006/math" xmlns:v="urn:schemas-microsoft-com:vml" xmlns:wp14="http://schemas.microsoft.com/office/word/2010/wordprocessingDrawing" xmlns:wp="http://schemas.openxmlformats.org/drawingml/2006/wordprocessingDrawing" xmlns:w10="urn:schemas-microsoft-com:office:word" xmlns:w="http://schemas.openxmlformats.org/wordprocessingml/2006/main" xmlns:w14="http://schemas.microsoft.com/office/word/2010/wordml" xmlns:w15="http://schemas.microsoft.com/office/word/2012/wordml" xmlns:w16cex="http://schemas.microsoft.com/office/word/2018/wordml/cex" xmlns:w16cid="http://schemas.microsoft.com/office/word/2016/wordml/cid" xmlns:w16="http://schemas.microsoft.com/office/word/2018/wordml" xmlns:w16du="http://schemas.microsoft.com/office/word/2023/wordml/word16du" xmlns:w16sdtdh="http://schemas.microsoft.com/office/word/2020/wordml/sdtdatahash" xmlns:w16se="http://schemas.microsoft.com/office/word/2015/wordml/symex" xmlns:wpg="http://schemas.microsoft.com/office/word/2010/wordprocessingGroup" xmlns:wpi="http://schemas.microsoft.com/office/word/2010/wordprocessingInk" xmlns:wne="http://schemas.microsoft.com/office/word/2006/wordml" xmlns:wps="http://schemas.microsoft.com/office/word/2010/wordprocessingShape" mc:Ignorable="w14 w15 w16se w16cid w16 w16cex w16sdtdh w16du wp14">
   <w:p>
     <w:pPr>
       <w:pStyle w:val="Footer"/>
@@ -3758,7 +3029,7 @@
 </file>
 
 <file path=word/footnotes.xml><?xml version="1.0" encoding="utf-8"?>
-<w:footnotes xmlns:wpc="http://schemas.microsoft.com/office/word/2010/wordprocessingCanvas" xmlns:cx="http://schemas.microsoft.com/office/drawing/2014/chartex" xmlns:cx1="http://schemas.microsoft.com/office/drawing/2015/9/8/chartex" xmlns:cx2="http://schemas.microsoft.com/office/drawing/2015/10/21/chartex" xmlns:cx3="http://schemas.microsoft.com/office/drawing/2016/5/9/chartex" xmlns:cx4="http://schemas.microsoft.com/office/drawing/2016/5/10/chartex" xmlns:cx5="http://schemas.microsoft.com/office/drawing/2016/5/11/chartex" xmlns:cx6="http://schemas.microsoft.com/office/drawing/2016/5/12/chartex" xmlns:cx7="http://schemas.microsoft.com/office/drawing/2016/5/13/chartex" xmlns:cx8="http://schemas.microsoft.com/office/drawing/2016/5/14/chartex" xmlns:mc="http://schemas.openxmlformats.org/markup-compatibility/2006" xmlns:aink="http://schemas.microsoft.com/office/drawing/2016/ink" xmlns:am3d="http://schemas.microsoft.com/office/drawing/2017/model3d" xmlns:o="urn:schemas-microsoft-com:office:office" xmlns:oel="http://schemas.microsoft.com/office/2019/extlst" xmlns:r="http://schemas.openxmlformats.org/officeDocument/2006/relationships" xmlns:m="http://schemas.openxmlformats.org/officeDocument/2006/math" xmlns:v="urn:schemas-microsoft-com:vml" xmlns:wp14="http://schemas.microsoft.com/office/word/2010/wordprocessingDrawing" xmlns:wp="http://schemas.openxmlformats.org/drawingml/2006/wordprocessingDrawing" xmlns:w10="urn:schemas-microsoft-com:office:word" xmlns:w="http://schemas.openxmlformats.org/wordprocessingml/2006/main" xmlns:w14="http://schemas.microsoft.com/office/word/2010/wordml" xmlns:w15="http://schemas.microsoft.com/office/word/2012/wordml" xmlns:w16cex="http://schemas.microsoft.com/office/word/2018/wordml/cex" xmlns:w16cid="http://schemas.microsoft.com/office/word/2016/wordml/cid" xmlns:w16="http://schemas.microsoft.com/office/word/2018/wordml" xmlns:w16sdtdh="http://schemas.microsoft.com/office/word/2020/wordml/sdtdatahash" xmlns:w16se="http://schemas.microsoft.com/office/word/2015/wordml/symex" xmlns:wpg="http://schemas.microsoft.com/office/word/2010/wordprocessingGroup" xmlns:wpi="http://schemas.microsoft.com/office/word/2010/wordprocessingInk" xmlns:wne="http://schemas.microsoft.com/office/word/2006/wordml" xmlns:wps="http://schemas.microsoft.com/office/word/2010/wordprocessingShape" mc:Ignorable="w14 w15 w16se w16cid w16 w16cex w16sdtdh wp14">
+<w:footnotes xmlns:wpc="http://schemas.microsoft.com/office/word/2010/wordprocessingCanvas" xmlns:cx="http://schemas.microsoft.com/office/drawing/2014/chartex" xmlns:cx1="http://schemas.microsoft.com/office/drawing/2015/9/8/chartex" xmlns:cx2="http://schemas.microsoft.com/office/drawing/2015/10/21/chartex" xmlns:cx3="http://schemas.microsoft.com/office/drawing/2016/5/9/chartex" xmlns:cx4="http://schemas.microsoft.com/office/drawing/2016/5/10/chartex" xmlns:cx5="http://schemas.microsoft.com/office/drawing/2016/5/11/chartex" xmlns:cx6="http://schemas.microsoft.com/office/drawing/2016/5/12/chartex" xmlns:cx7="http://schemas.microsoft.com/office/drawing/2016/5/13/chartex" xmlns:cx8="http://schemas.microsoft.com/office/drawing/2016/5/14/chartex" xmlns:mc="http://schemas.openxmlformats.org/markup-compatibility/2006" xmlns:aink="http://schemas.microsoft.com/office/drawing/2016/ink" xmlns:am3d="http://schemas.microsoft.com/office/drawing/2017/model3d" xmlns:o="urn:schemas-microsoft-com:office:office" xmlns:oel="http://schemas.microsoft.com/office/2019/extlst" xmlns:r="http://schemas.openxmlformats.org/officeDocument/2006/relationships" xmlns:m="http://schemas.openxmlformats.org/officeDocument/2006/math" xmlns:v="urn:schemas-microsoft-com:vml" xmlns:wp14="http://schemas.microsoft.com/office/word/2010/wordprocessingDrawing" xmlns:wp="http://schemas.openxmlformats.org/drawingml/2006/wordprocessingDrawing" xmlns:w10="urn:schemas-microsoft-com:office:word" xmlns:w="http://schemas.openxmlformats.org/wordprocessingml/2006/main" xmlns:w14="http://schemas.microsoft.com/office/word/2010/wordml" xmlns:w15="http://schemas.microsoft.com/office/word/2012/wordml" xmlns:w16cex="http://schemas.microsoft.com/office/word/2018/wordml/cex" xmlns:w16cid="http://schemas.microsoft.com/office/word/2016/wordml/cid" xmlns:w16="http://schemas.microsoft.com/office/word/2018/wordml" xmlns:w16du="http://schemas.microsoft.com/office/word/2023/wordml/word16du" xmlns:w16sdtdh="http://schemas.microsoft.com/office/word/2020/wordml/sdtdatahash" xmlns:w16se="http://schemas.microsoft.com/office/word/2015/wordml/symex" xmlns:wpg="http://schemas.microsoft.com/office/word/2010/wordprocessingGroup" xmlns:wpi="http://schemas.microsoft.com/office/word/2010/wordprocessingInk" xmlns:wne="http://schemas.microsoft.com/office/word/2006/wordml" xmlns:wps="http://schemas.microsoft.com/office/word/2010/wordprocessingShape" mc:Ignorable="w14 w15 w16se w16cid w16 w16cex w16sdtdh w16du wp14">
   <w:footnote w:type="separator" w:id="-1">
     <w:p>
       <w:r>
@@ -3777,7 +3048,7 @@
 </file>
 
 <file path=word/header1.xml><?xml version="1.0" encoding="utf-8"?>
-<w:hdr xmlns:wpc="http://schemas.microsoft.com/office/word/2010/wordprocessingCanvas" xmlns:cx="http://schemas.microsoft.com/office/drawing/2014/chartex" xmlns:cx1="http://schemas.microsoft.com/office/drawing/2015/9/8/chartex" xmlns:cx2="http://schemas.microsoft.com/office/drawing/2015/10/21/chartex" xmlns:cx3="http://schemas.microsoft.com/office/drawing/2016/5/9/chartex" xmlns:cx4="http://schemas.microsoft.com/office/drawing/2016/5/10/chartex" xmlns:cx5="http://schemas.microsoft.com/office/drawing/2016/5/11/chartex" xmlns:cx6="http://schemas.microsoft.com/office/drawing/2016/5/12/chartex" xmlns:cx7="http://schemas.microsoft.com/office/drawing/2016/5/13/chartex" xmlns:cx8="http://schemas.microsoft.com/office/drawing/2016/5/14/chartex" xmlns:mc="http://schemas.openxmlformats.org/markup-compatibility/2006" xmlns:aink="http://schemas.microsoft.com/office/drawing/2016/ink" xmlns:am3d="http://schemas.microsoft.com/office/drawing/2017/model3d" xmlns:o="urn:schemas-microsoft-com:office:office" xmlns:oel="http://schemas.microsoft.com/office/2019/extlst" xmlns:r="http://schemas.openxmlformats.org/officeDocument/2006/relationships" xmlns:m="http://schemas.openxmlformats.org/officeDocument/2006/math" xmlns:v="urn:schemas-microsoft-com:vml" xmlns:wp14="http://schemas.microsoft.com/office/word/2010/wordprocessingDrawing" xmlns:wp="http://schemas.openxmlformats.org/drawingml/2006/wordprocessingDrawing" xmlns:w10="urn:schemas-microsoft-com:office:word" xmlns:w="http://schemas.openxmlformats.org/wordprocessingml/2006/main" xmlns:w14="http://schemas.microsoft.com/office/word/2010/wordml" xmlns:w15="http://schemas.microsoft.com/office/word/2012/wordml" xmlns:w16cex="http://schemas.microsoft.com/office/word/2018/wordml/cex" xmlns:w16cid="http://schemas.microsoft.com/office/word/2016/wordml/cid" xmlns:w16="http://schemas.microsoft.com/office/word/2018/wordml" xmlns:w16sdtdh="http://schemas.microsoft.com/office/word/2020/wordml/sdtdatahash" xmlns:w16se="http://schemas.microsoft.com/office/word/2015/wordml/symex" xmlns:wpg="http://schemas.microsoft.com/office/word/2010/wordprocessingGroup" xmlns:wpi="http://schemas.microsoft.com/office/word/2010/wordprocessingInk" xmlns:wne="http://schemas.microsoft.com/office/word/2006/wordml" xmlns:wps="http://schemas.microsoft.com/office/word/2010/wordprocessingShape" mc:Ignorable="w14 w15 w16se w16cid w16 w16cex w16sdtdh wp14">
+<w:hdr xmlns:wpc="http://schemas.microsoft.com/office/word/2010/wordprocessingCanvas" xmlns:cx="http://schemas.microsoft.com/office/drawing/2014/chartex" xmlns:cx1="http://schemas.microsoft.com/office/drawing/2015/9/8/chartex" xmlns:cx2="http://schemas.microsoft.com/office/drawing/2015/10/21/chartex" xmlns:cx3="http://schemas.microsoft.com/office/drawing/2016/5/9/chartex" xmlns:cx4="http://schemas.microsoft.com/office/drawing/2016/5/10/chartex" xmlns:cx5="http://schemas.microsoft.com/office/drawing/2016/5/11/chartex" xmlns:cx6="http://schemas.microsoft.com/office/drawing/2016/5/12/chartex" xmlns:cx7="http://schemas.microsoft.com/office/drawing/2016/5/13/chartex" xmlns:cx8="http://schemas.microsoft.com/office/drawing/2016/5/14/chartex" xmlns:mc="http://schemas.openxmlformats.org/markup-compatibility/2006" xmlns:aink="http://schemas.microsoft.com/office/drawing/2016/ink" xmlns:am3d="http://schemas.microsoft.com/office/drawing/2017/model3d" xmlns:o="urn:schemas-microsoft-com:office:office" xmlns:oel="http://schemas.microsoft.com/office/2019/extlst" xmlns:r="http://schemas.openxmlformats.org/officeDocument/2006/relationships" xmlns:m="http://schemas.openxmlformats.org/officeDocument/2006/math" xmlns:v="urn:schemas-microsoft-com:vml" xmlns:wp14="http://schemas.microsoft.com/office/word/2010/wordprocessingDrawing" xmlns:wp="http://schemas.openxmlformats.org/drawingml/2006/wordprocessingDrawing" xmlns:w10="urn:schemas-microsoft-com:office:word" xmlns:w="http://schemas.openxmlformats.org/wordprocessingml/2006/main" xmlns:w14="http://schemas.microsoft.com/office/word/2010/wordml" xmlns:w15="http://schemas.microsoft.com/office/word/2012/wordml" xmlns:w16cex="http://schemas.microsoft.com/office/word/2018/wordml/cex" xmlns:w16cid="http://schemas.microsoft.com/office/word/2016/wordml/cid" xmlns:w16="http://schemas.microsoft.com/office/word/2018/wordml" xmlns:w16du="http://schemas.microsoft.com/office/word/2023/wordml/word16du" xmlns:w16sdtdh="http://schemas.microsoft.com/office/word/2020/wordml/sdtdatahash" xmlns:w16se="http://schemas.microsoft.com/office/word/2015/wordml/symex" xmlns:wpg="http://schemas.microsoft.com/office/word/2010/wordprocessingGroup" xmlns:wpi="http://schemas.microsoft.com/office/word/2010/wordprocessingInk" xmlns:wne="http://schemas.microsoft.com/office/word/2006/wordml" xmlns:wps="http://schemas.microsoft.com/office/word/2010/wordprocessingShape" mc:Ignorable="w14 w15 w16se w16cid w16 w16cex w16sdtdh w16du wp14">
   <w:p>
     <w:pPr>
       <w:pStyle w:val="Header"/>
@@ -3922,7 +3193,7 @@
 </file>
 
 <file path=word/styles.xml><?xml version="1.0" encoding="utf-8"?>
-<w:styles xmlns:mc="http://schemas.openxmlformats.org/markup-compatibility/2006" xmlns:r="http://schemas.openxmlformats.org/officeDocument/2006/relationships" xmlns:w="http://schemas.openxmlformats.org/wordprocessingml/2006/main" xmlns:w14="http://schemas.microsoft.com/office/word/2010/wordml" xmlns:w15="http://schemas.microsoft.com/office/word/2012/wordml" xmlns:w16cex="http://schemas.microsoft.com/office/word/2018/wordml/cex" xmlns:w16cid="http://schemas.microsoft.com/office/word/2016/wordml/cid" xmlns:w16="http://schemas.microsoft.com/office/word/2018/wordml" xmlns:w16sdtdh="http://schemas.microsoft.com/office/word/2020/wordml/sdtdatahash" xmlns:w16se="http://schemas.microsoft.com/office/word/2015/wordml/symex" mc:Ignorable="w14 w15 w16se w16cid w16 w16cex w16sdtdh">
+<w:styles xmlns:mc="http://schemas.openxmlformats.org/markup-compatibility/2006" xmlns:r="http://schemas.openxmlformats.org/officeDocument/2006/relationships" xmlns:w="http://schemas.openxmlformats.org/wordprocessingml/2006/main" xmlns:w14="http://schemas.microsoft.com/office/word/2010/wordml" xmlns:w15="http://schemas.microsoft.com/office/word/2012/wordml" xmlns:w16cex="http://schemas.microsoft.com/office/word/2018/wordml/cex" xmlns:w16cid="http://schemas.microsoft.com/office/word/2016/wordml/cid" xmlns:w16="http://schemas.microsoft.com/office/word/2018/wordml" xmlns:w16du="http://schemas.microsoft.com/office/word/2023/wordml/word16du" xmlns:w16sdtdh="http://schemas.microsoft.com/office/word/2020/wordml/sdtdatahash" xmlns:w16se="http://schemas.microsoft.com/office/word/2015/wordml/symex" mc:Ignorable="w14 w15 w16se w16cid w16 w16cex w16sdtdh w16du">
   <w:docDefaults>
     <w:rPrDefault>
       <w:rPr>

--- a/tmp/template.docx
+++ b/tmp/template.docx
@@ -991,17 +991,7 @@
                 <w:sz w:val="20"/>
                 <w:szCs w:val="20"/>
               </w:rPr>
-              <w:t>Work Done B</w:t>
-            </w:r>
-            <w:r>
-              <w:rPr>
-                <w:rFonts w:ascii="Times New Roman" w:hAnsi="Times New Roman" w:cs="Times New Roman"/>
-                <w:b/>
-                <w:bCs/>
-                <w:sz w:val="20"/>
-                <w:szCs w:val="20"/>
-              </w:rPr>
-              <w:t>y</w:t>
+              <w:t>Work Done By</w:t>
             </w:r>
             <w:r>
               <w:rPr>
@@ -2494,6 +2484,40 @@
                 <w:szCs w:val="20"/>
               </w:rPr>
               <w:t xml:space="preserve">                           Client Signature</w:t>
+            </w:r>
+          </w:p>
+        </w:tc>
+      </w:tr>
+      <w:tr>
+        <w:trPr>
+          <w:trHeight w:val="205"/>
+        </w:trPr>
+        <w:tc>
+          <w:tcPr>
+            <w:tcW w:w="11280" w:type="dxa"/>
+            <w:gridSpan w:val="4"/>
+          </w:tcPr>
+          <w:p>
+            <w:pPr>
+              <w:pStyle w:val="NoSpacing"/>
+              <w:spacing w:before="40" w:after="40"/>
+              <w:rPr>
+                <w:rFonts w:ascii="Times New Roman" w:hAnsi="Times New Roman" w:cs="Times New Roman"/>
+                <w:b/>
+                <w:bCs/>
+                <w:sz w:val="20"/>
+                <w:szCs w:val="20"/>
+              </w:rPr>
+            </w:pPr>
+            <w:r>
+              <w:rPr>
+                <w:rFonts w:ascii="Times New Roman" w:hAnsi="Times New Roman" w:cs="Times New Roman"/>
+                <w:b/>
+                <w:bCs/>
+                <w:sz w:val="20"/>
+                <w:szCs w:val="20"/>
+              </w:rPr>
+              <w:t>Work Done By:</w:t>
             </w:r>
           </w:p>
         </w:tc>
